--- a/MAU BB TO TUNG/THU TUC NHAP TRAI/mau de dua vao nha tam giu/GIU NGUOI TRONG TRUONG HOP KHAN CAP/1. BB GIỮ NGƯỜI TRONG TRƯỜNG HỢP KHẨN CẤP.docx
+++ b/MAU BB TO TUNG/THU TUC NHAP TRAI/mau de dua vao nha tam giu/GIU NGUOI TRONG TRUONG HOP KHAN CAP/1. BB GIỮ NGƯỜI TRONG TRƯỜNG HỢP KHẨN CẤP.docx
@@ -814,6 +814,15 @@
           <w:szCs w:val="28"/>
         </w:rPr>
         <w:t xml:space="preserve">{ho_ten_dtv} </w:t>
+      </w:r>
+      <w:r>
+        <w:rPr>
+          <w:rFonts w:eastAsia="Times New Roman" w:cs="Times New Roman"/>
+          <w:color w:val="0F172A"/>
+          <w:sz w:val="28"/>
+          <w:szCs w:val="28"/>
+        </w:rPr>
+        <w:t xml:space="preserve">- </w:t>
       </w:r>
       <w:r>
         <w:rPr>
